--- a/artifacts/bids/2026-02-28/zayavka_2026-02-28.docx
+++ b/artifacts/bids/2026-02-28/zayavka_2026-02-28.docx
@@ -254,7 +254,7 @@
               <w:jc w:val="right"/>
             </w:pPr>
             <w:r>
-              <w:t>2,894</w:t>
+              <w:t>2,864</w:t>
             </w:r>
           </w:p>
         </w:tc>
@@ -277,7 +277,7 @@
               <w:jc w:val="right"/>
             </w:pPr>
             <w:r>
-              <w:t>4,111</w:t>
+              <w:t>4,122</w:t>
             </w:r>
           </w:p>
         </w:tc>
@@ -302,7 +302,7 @@
               <w:jc w:val="right"/>
             </w:pPr>
             <w:r>
-              <w:t>2,753</w:t>
+              <w:t>2,745</w:t>
             </w:r>
           </w:p>
         </w:tc>
@@ -325,7 +325,7 @@
               <w:jc w:val="right"/>
             </w:pPr>
             <w:r>
-              <w:t>4,046</w:t>
+              <w:t>4,016</w:t>
             </w:r>
           </w:p>
         </w:tc>
@@ -350,7 +350,7 @@
               <w:jc w:val="right"/>
             </w:pPr>
             <w:r>
-              <w:t>2,986</w:t>
+              <w:t>2,969</w:t>
             </w:r>
           </w:p>
         </w:tc>
@@ -373,7 +373,7 @@
               <w:jc w:val="right"/>
             </w:pPr>
             <w:r>
-              <w:t>3,846</w:t>
+              <w:t>3,883</w:t>
             </w:r>
           </w:p>
         </w:tc>
@@ -398,7 +398,7 @@
               <w:jc w:val="right"/>
             </w:pPr>
             <w:r>
-              <w:t>3,290</w:t>
+              <w:t>3,271</w:t>
             </w:r>
           </w:p>
         </w:tc>
@@ -421,7 +421,7 @@
               <w:jc w:val="right"/>
             </w:pPr>
             <w:r>
-              <w:t>3,747</w:t>
+              <w:t>3,725</w:t>
             </w:r>
           </w:p>
         </w:tc>
@@ -446,7 +446,7 @@
               <w:jc w:val="right"/>
             </w:pPr>
             <w:r>
-              <w:t>3,634</w:t>
+              <w:t>3,605</w:t>
             </w:r>
           </w:p>
         </w:tc>
@@ -469,7 +469,7 @@
               <w:jc w:val="right"/>
             </w:pPr>
             <w:r>
-              <w:t>3,377</w:t>
+              <w:t>3,376</w:t>
             </w:r>
           </w:p>
         </w:tc>
@@ -494,7 +494,7 @@
               <w:jc w:val="right"/>
             </w:pPr>
             <w:r>
-              <w:t>4,074</w:t>
+              <w:t>4,007</w:t>
             </w:r>
           </w:p>
         </w:tc>
@@ -517,7 +517,7 @@
               <w:jc w:val="right"/>
             </w:pPr>
             <w:r>
-              <w:t>3,070</w:t>
+              <w:t>3,074</w:t>
             </w:r>
           </w:p>
         </w:tc>
@@ -542,7 +542,7 @@
               <w:jc w:val="right"/>
             </w:pPr>
             <w:r>
-              <w:t>4,162</w:t>
+              <w:t>4,134</w:t>
             </w:r>
           </w:p>
         </w:tc>
@@ -565,7 +565,7 @@
               <w:jc w:val="right"/>
             </w:pPr>
             <w:r>
-              <w:t>2,679</w:t>
+              <w:t>2,610</w:t>
             </w:r>
           </w:p>
         </w:tc>
@@ -590,7 +590,7 @@
               <w:jc w:val="right"/>
             </w:pPr>
             <w:r>
-              <w:t>4,100</w:t>
+              <w:t>4,040</w:t>
             </w:r>
           </w:p>
         </w:tc>
@@ -613,7 +613,7 @@
               <w:jc w:val="right"/>
             </w:pPr>
             <w:r>
-              <w:t>3,012</w:t>
+              <w:t>2,940</w:t>
             </w:r>
           </w:p>
         </w:tc>
@@ -638,7 +638,7 @@
               <w:jc w:val="right"/>
             </w:pPr>
             <w:r>
-              <w:t>3,837</w:t>
+              <w:t>3,800</w:t>
             </w:r>
           </w:p>
         </w:tc>
@@ -661,7 +661,7 @@
               <w:jc w:val="right"/>
             </w:pPr>
             <w:r>
-              <w:t>3,014</w:t>
+              <w:t>2,910</w:t>
             </w:r>
           </w:p>
         </w:tc>
@@ -686,7 +686,7 @@
               <w:jc w:val="right"/>
             </w:pPr>
             <w:r>
-              <w:t>3,939</w:t>
+              <w:t>3,870</w:t>
             </w:r>
           </w:p>
         </w:tc>
@@ -709,7 +709,7 @@
               <w:jc w:val="right"/>
             </w:pPr>
             <w:r>
-              <w:t>2,026</w:t>
+              <w:t>1,999</w:t>
             </w:r>
           </w:p>
         </w:tc>
@@ -734,7 +734,7 @@
               <w:jc w:val="right"/>
             </w:pPr>
             <w:r>
-              <w:t>4,008</w:t>
+              <w:t>3,975</w:t>
             </w:r>
           </w:p>
         </w:tc>
@@ -757,7 +757,7 @@
               <w:jc w:val="right"/>
             </w:pPr>
             <w:r>
-              <w:t>1,664</w:t>
+              <w:t>1,655</w:t>
             </w:r>
           </w:p>
         </w:tc>
@@ -782,7 +782,7 @@
               <w:jc w:val="right"/>
             </w:pPr>
             <w:r>
-              <w:t>3,992</w:t>
+              <w:t>4,013</w:t>
             </w:r>
           </w:p>
         </w:tc>
@@ -805,7 +805,7 @@
               <w:jc w:val="right"/>
             </w:pPr>
             <w:r>
-              <w:t>1,256</w:t>
+              <w:t>1,220</w:t>
             </w:r>
           </w:p>
         </w:tc>
@@ -821,7 +821,7 @@
         <w:rPr>
           <w:b/>
         </w:rPr>
-        <w:t>Итого за сутки: 79,517 МВт·ч.</w:t>
+        <w:t>Итого за сутки: 78,823 МВт·ч.</w:t>
       </w:r>
     </w:p>
     <w:p>
@@ -834,7 +834,7 @@
     </w:p>
     <w:p>
       <w:r>
-        <w:t>Прогноз 2de93bc8422b, сформирован 27.02.2026 05:00 (Астана); модель windcast-0.1.0-cascade+direct; погода: Open-Meteo Previous Runs: ECMWF IFS, ECMWF AIFS, ICON, GFS, UKMO, GEM, CMA, выпуск 2026-02-26 18:00:00 UTC.</w:t>
+        <w:t>Прогноз 0374e31e387d, сформирован 27.02.2026 05:00 (Астана); модель windcast-0.1.0-cascade+direct; погода: Open-Meteo Previous Runs: ECMWF IFS, ECMWF AIFS, ICON, GFS, UKMO, GEM, CMA, выпуск 2026-02-26 18:00:00 UTC.</w:t>
       </w:r>
     </w:p>
     <w:tbl>
@@ -940,7 +940,7 @@
           </w:tcPr>
           <w:p>
             <w:r>
-              <w:t>0,891</w:t>
+              <w:t>0,897</w:t>
             </w:r>
           </w:p>
         </w:tc>
@@ -950,7 +950,7 @@
           </w:tcPr>
           <w:p>
             <w:r>
-              <w:t>2,894</w:t>
+              <w:t>2,864</w:t>
             </w:r>
           </w:p>
         </w:tc>
@@ -960,7 +960,7 @@
           </w:tcPr>
           <w:p>
             <w:r>
-              <w:t>4,739</w:t>
+              <w:t>4,742</w:t>
             </w:r>
           </w:p>
         </w:tc>
@@ -970,7 +970,7 @@
           </w:tcPr>
           <w:p>
             <w:r>
-              <w:t>8.3</w:t>
+              <w:t>8.2</w:t>
             </w:r>
           </w:p>
         </w:tc>
@@ -1002,7 +1002,7 @@
           </w:tcPr>
           <w:p>
             <w:r>
-              <w:t>0,867</w:t>
+              <w:t>0,891</w:t>
             </w:r>
           </w:p>
         </w:tc>
@@ -1012,7 +1012,7 @@
           </w:tcPr>
           <w:p>
             <w:r>
-              <w:t>2,753</w:t>
+              <w:t>2,745</w:t>
             </w:r>
           </w:p>
         </w:tc>
@@ -1022,7 +1022,7 @@
           </w:tcPr>
           <w:p>
             <w:r>
-              <w:t>4,857</w:t>
+              <w:t>4,827</w:t>
             </w:r>
           </w:p>
         </w:tc>
@@ -1064,7 +1064,7 @@
           </w:tcPr>
           <w:p>
             <w:r>
-              <w:t>1,181</w:t>
+              <w:t>1,193</w:t>
             </w:r>
           </w:p>
         </w:tc>
@@ -1074,7 +1074,7 @@
           </w:tcPr>
           <w:p>
             <w:r>
-              <w:t>2,986</w:t>
+              <w:t>2,969</w:t>
             </w:r>
           </w:p>
         </w:tc>
@@ -1084,7 +1084,7 @@
           </w:tcPr>
           <w:p>
             <w:r>
-              <w:t>4,824</w:t>
+              <w:t>4,812</w:t>
             </w:r>
           </w:p>
         </w:tc>
@@ -1094,7 +1094,7 @@
           </w:tcPr>
           <w:p>
             <w:r>
-              <w:t>8.7</w:t>
+              <w:t>8.6</w:t>
             </w:r>
           </w:p>
         </w:tc>
@@ -1126,7 +1126,7 @@
           </w:tcPr>
           <w:p>
             <w:r>
-              <w:t>1,609</w:t>
+              <w:t>1,628</w:t>
             </w:r>
           </w:p>
         </w:tc>
@@ -1136,7 +1136,7 @@
           </w:tcPr>
           <w:p>
             <w:r>
-              <w:t>3,290</w:t>
+              <w:t>3,271</w:t>
             </w:r>
           </w:p>
         </w:tc>
@@ -1146,7 +1146,7 @@
           </w:tcPr>
           <w:p>
             <w:r>
-              <w:t>4,867</w:t>
+              <w:t>4,859</w:t>
             </w:r>
           </w:p>
         </w:tc>
@@ -1156,7 +1156,7 @@
           </w:tcPr>
           <w:p>
             <w:r>
-              <w:t>9.0</w:t>
+              <w:t>8.9</w:t>
             </w:r>
           </w:p>
         </w:tc>
@@ -1188,7 +1188,7 @@
           </w:tcPr>
           <w:p>
             <w:r>
-              <w:t>2,166</w:t>
+              <w:t>2,159</w:t>
             </w:r>
           </w:p>
         </w:tc>
@@ -1198,7 +1198,7 @@
           </w:tcPr>
           <w:p>
             <w:r>
-              <w:t>3,634</w:t>
+              <w:t>3,605</w:t>
             </w:r>
           </w:p>
         </w:tc>
@@ -1208,7 +1208,7 @@
           </w:tcPr>
           <w:p>
             <w:r>
-              <w:t>4,835</w:t>
+              <w:t>4,838</w:t>
             </w:r>
           </w:p>
         </w:tc>
@@ -1218,7 +1218,7 @@
           </w:tcPr>
           <w:p>
             <w:r>
-              <w:t>9.5</w:t>
+              <w:t>9.4</w:t>
             </w:r>
           </w:p>
         </w:tc>
@@ -1250,7 +1250,7 @@
           </w:tcPr>
           <w:p>
             <w:r>
-              <w:t>2,777</w:t>
+              <w:t>2,772</w:t>
             </w:r>
           </w:p>
         </w:tc>
@@ -1260,7 +1260,7 @@
           </w:tcPr>
           <w:p>
             <w:r>
-              <w:t>4,074</w:t>
+              <w:t>4,007</w:t>
             </w:r>
           </w:p>
         </w:tc>
@@ -1270,7 +1270,7 @@
           </w:tcPr>
           <w:p>
             <w:r>
-              <w:t>4,851</w:t>
+              <w:t>4,852</w:t>
             </w:r>
           </w:p>
         </w:tc>
@@ -1280,7 +1280,7 @@
           </w:tcPr>
           <w:p>
             <w:r>
-              <w:t>10.2</w:t>
+              <w:t>10.1</w:t>
             </w:r>
           </w:p>
         </w:tc>
@@ -1312,7 +1312,7 @@
           </w:tcPr>
           <w:p>
             <w:r>
-              <w:t>3,041</w:t>
+              <w:t>3,021</w:t>
             </w:r>
           </w:p>
         </w:tc>
@@ -1322,7 +1322,7 @@
           </w:tcPr>
           <w:p>
             <w:r>
-              <w:t>4,162</w:t>
+              <w:t>4,134</w:t>
             </w:r>
           </w:p>
         </w:tc>
@@ -1332,7 +1332,7 @@
           </w:tcPr>
           <w:p>
             <w:r>
-              <w:t>4,848</w:t>
+              <w:t>4,853</w:t>
             </w:r>
           </w:p>
         </w:tc>
@@ -1342,7 +1342,7 @@
           </w:tcPr>
           <w:p>
             <w:r>
-              <w:t>10.3</w:t>
+              <w:t>10.2</w:t>
             </w:r>
           </w:p>
         </w:tc>
@@ -1374,7 +1374,7 @@
           </w:tcPr>
           <w:p>
             <w:r>
-              <w:t>2,958</w:t>
+              <w:t>2,950</w:t>
             </w:r>
           </w:p>
         </w:tc>
@@ -1384,7 +1384,7 @@
           </w:tcPr>
           <w:p>
             <w:r>
-              <w:t>4,100</w:t>
+              <w:t>4,040</w:t>
             </w:r>
           </w:p>
         </w:tc>
@@ -1394,7 +1394,7 @@
           </w:tcPr>
           <w:p>
             <w:r>
-              <w:t>4,826</w:t>
+              <w:t>4,834</w:t>
             </w:r>
           </w:p>
         </w:tc>
@@ -1404,7 +1404,7 @@
           </w:tcPr>
           <w:p>
             <w:r>
-              <w:t>10.1</w:t>
+              <w:t>10.0</w:t>
             </w:r>
           </w:p>
         </w:tc>
@@ -1436,7 +1436,7 @@
           </w:tcPr>
           <w:p>
             <w:r>
-              <w:t>2,655</w:t>
+              <w:t>2,656</w:t>
             </w:r>
           </w:p>
         </w:tc>
@@ -1446,7 +1446,7 @@
           </w:tcPr>
           <w:p>
             <w:r>
-              <w:t>3,837</w:t>
+              <w:t>3,800</w:t>
             </w:r>
           </w:p>
         </w:tc>
@@ -1456,7 +1456,7 @@
           </w:tcPr>
           <w:p>
             <w:r>
-              <w:t>4,851</w:t>
+              <w:t>4,845</w:t>
             </w:r>
           </w:p>
         </w:tc>
@@ -1466,7 +1466,7 @@
           </w:tcPr>
           <w:p>
             <w:r>
-              <w:t>9.9</w:t>
+              <w:t>9.7</w:t>
             </w:r>
           </w:p>
         </w:tc>
@@ -1498,7 +1498,7 @@
           </w:tcPr>
           <w:p>
             <w:r>
-              <w:t>2,615</w:t>
+              <w:t>2,625</w:t>
             </w:r>
           </w:p>
         </w:tc>
@@ -1508,7 +1508,7 @@
           </w:tcPr>
           <w:p>
             <w:r>
-              <w:t>3,939</w:t>
+              <w:t>3,870</w:t>
             </w:r>
           </w:p>
         </w:tc>
@@ -1528,7 +1528,7 @@
           </w:tcPr>
           <w:p>
             <w:r>
-              <w:t>9.9</w:t>
+              <w:t>9.7</w:t>
             </w:r>
           </w:p>
         </w:tc>
@@ -1560,7 +1560,7 @@
           </w:tcPr>
           <w:p>
             <w:r>
-              <w:t>2,746</w:t>
+              <w:t>2,697</w:t>
             </w:r>
           </w:p>
         </w:tc>
@@ -1570,7 +1570,7 @@
           </w:tcPr>
           <w:p>
             <w:r>
-              <w:t>4,008</w:t>
+              <w:t>3,975</w:t>
             </w:r>
           </w:p>
         </w:tc>
@@ -1580,7 +1580,7 @@
           </w:tcPr>
           <w:p>
             <w:r>
-              <w:t>4,831</w:t>
+              <w:t>4,838</w:t>
             </w:r>
           </w:p>
         </w:tc>
@@ -1590,7 +1590,7 @@
           </w:tcPr>
           <w:p>
             <w:r>
-              <w:t>10.0</w:t>
+              <w:t>9.9</w:t>
             </w:r>
           </w:p>
         </w:tc>
@@ -1622,7 +1622,7 @@
           </w:tcPr>
           <w:p>
             <w:r>
-              <w:t>2,610</w:t>
+              <w:t>2,614</w:t>
             </w:r>
           </w:p>
         </w:tc>
@@ -1632,7 +1632,7 @@
           </w:tcPr>
           <w:p>
             <w:r>
-              <w:t>3,992</w:t>
+              <w:t>4,013</w:t>
             </w:r>
           </w:p>
         </w:tc>
@@ -1642,7 +1642,7 @@
           </w:tcPr>
           <w:p>
             <w:r>
-              <w:t>4,873</w:t>
+              <w:t>4,876</w:t>
             </w:r>
           </w:p>
         </w:tc>
@@ -1684,7 +1684,7 @@
           </w:tcPr>
           <w:p>
             <w:r>
-              <w:t>2,717</w:t>
+              <w:t>2,700</w:t>
             </w:r>
           </w:p>
         </w:tc>
@@ -1694,7 +1694,7 @@
           </w:tcPr>
           <w:p>
             <w:r>
-              <w:t>4,111</w:t>
+              <w:t>4,122</w:t>
             </w:r>
           </w:p>
         </w:tc>
@@ -1704,7 +1704,7 @@
           </w:tcPr>
           <w:p>
             <w:r>
-              <w:t>4,886</w:t>
+              <w:t>4,891</w:t>
             </w:r>
           </w:p>
         </w:tc>
@@ -1714,7 +1714,7 @@
           </w:tcPr>
           <w:p>
             <w:r>
-              <w:t>10.1</w:t>
+              <w:t>10.2</w:t>
             </w:r>
           </w:p>
         </w:tc>
@@ -1746,7 +1746,7 @@
           </w:tcPr>
           <w:p>
             <w:r>
-              <w:t>2,691</w:t>
+              <w:t>2,711</w:t>
             </w:r>
           </w:p>
         </w:tc>
@@ -1756,7 +1756,7 @@
           </w:tcPr>
           <w:p>
             <w:r>
-              <w:t>4,046</w:t>
+              <w:t>4,016</w:t>
             </w:r>
           </w:p>
         </w:tc>
@@ -1766,7 +1766,7 @@
           </w:tcPr>
           <w:p>
             <w:r>
-              <w:t>4,891</w:t>
+              <w:t>4,894</w:t>
             </w:r>
           </w:p>
         </w:tc>
@@ -1808,7 +1808,7 @@
           </w:tcPr>
           <w:p>
             <w:r>
-              <w:t>2,547</w:t>
+              <w:t>2,576</w:t>
             </w:r>
           </w:p>
         </w:tc>
@@ -1818,7 +1818,7 @@
           </w:tcPr>
           <w:p>
             <w:r>
-              <w:t>3,846</w:t>
+              <w:t>3,883</w:t>
             </w:r>
           </w:p>
         </w:tc>
@@ -1828,7 +1828,7 @@
           </w:tcPr>
           <w:p>
             <w:r>
-              <w:t>4,872</w:t>
+              <w:t>4,875</w:t>
             </w:r>
           </w:p>
         </w:tc>
@@ -1870,7 +1870,7 @@
           </w:tcPr>
           <w:p>
             <w:r>
-              <w:t>2,298</w:t>
+              <w:t>2,291</w:t>
             </w:r>
           </w:p>
         </w:tc>
@@ -1880,7 +1880,7 @@
           </w:tcPr>
           <w:p>
             <w:r>
-              <w:t>3,747</w:t>
+              <w:t>3,725</w:t>
             </w:r>
           </w:p>
         </w:tc>
@@ -1890,7 +1890,7 @@
           </w:tcPr>
           <w:p>
             <w:r>
-              <w:t>4,852</w:t>
+              <w:t>4,833</w:t>
             </w:r>
           </w:p>
         </w:tc>
@@ -1932,7 +1932,7 @@
           </w:tcPr>
           <w:p>
             <w:r>
-              <w:t>1,640</w:t>
+              <w:t>1,677</w:t>
             </w:r>
           </w:p>
         </w:tc>
@@ -1942,7 +1942,7 @@
           </w:tcPr>
           <w:p>
             <w:r>
-              <w:t>3,377</w:t>
+              <w:t>3,376</w:t>
             </w:r>
           </w:p>
         </w:tc>
@@ -1952,7 +1952,7 @@
           </w:tcPr>
           <w:p>
             <w:r>
-              <w:t>4,810</w:t>
+              <w:t>4,800</w:t>
             </w:r>
           </w:p>
         </w:tc>
@@ -1994,7 +1994,7 @@
           </w:tcPr>
           <w:p>
             <w:r>
-              <w:t>1,381</w:t>
+              <w:t>1,360</w:t>
             </w:r>
           </w:p>
         </w:tc>
@@ -2004,7 +2004,7 @@
           </w:tcPr>
           <w:p>
             <w:r>
-              <w:t>3,070</w:t>
+              <w:t>3,074</w:t>
             </w:r>
           </w:p>
         </w:tc>
@@ -2014,7 +2014,7 @@
           </w:tcPr>
           <w:p>
             <w:r>
-              <w:t>4,804</w:t>
+              <w:t>4,787</w:t>
             </w:r>
           </w:p>
         </w:tc>
@@ -2056,7 +2056,7 @@
           </w:tcPr>
           <w:p>
             <w:r>
-              <w:t>0,998</w:t>
+              <w:t>0,974</w:t>
             </w:r>
           </w:p>
         </w:tc>
@@ -2066,7 +2066,7 @@
           </w:tcPr>
           <w:p>
             <w:r>
-              <w:t>2,679</w:t>
+              <w:t>2,610</w:t>
             </w:r>
           </w:p>
         </w:tc>
@@ -2076,7 +2076,7 @@
           </w:tcPr>
           <w:p>
             <w:r>
-              <w:t>4,563</w:t>
+              <w:t>4,595</w:t>
             </w:r>
           </w:p>
         </w:tc>
@@ -2086,7 +2086,7 @@
           </w:tcPr>
           <w:p>
             <w:r>
-              <w:t>8.4</w:t>
+              <w:t>8.2</w:t>
             </w:r>
           </w:p>
         </w:tc>
@@ -2118,7 +2118,7 @@
           </w:tcPr>
           <w:p>
             <w:r>
-              <w:t>1,079</w:t>
+              <w:t>1,142</w:t>
             </w:r>
           </w:p>
         </w:tc>
@@ -2128,7 +2128,7 @@
           </w:tcPr>
           <w:p>
             <w:r>
-              <w:t>3,012</w:t>
+              <w:t>2,940</w:t>
             </w:r>
           </w:p>
         </w:tc>
@@ -2138,7 +2138,7 @@
           </w:tcPr>
           <w:p>
             <w:r>
-              <w:t>4,463</w:t>
+              <w:t>4,455</w:t>
             </w:r>
           </w:p>
         </w:tc>
@@ -2148,7 +2148,7 @@
           </w:tcPr>
           <w:p>
             <w:r>
-              <w:t>8.6</w:t>
+              <w:t>8.5</w:t>
             </w:r>
           </w:p>
         </w:tc>
@@ -2180,7 +2180,7 @@
           </w:tcPr>
           <w:p>
             <w:r>
-              <w:t>0,715</w:t>
+              <w:t>0,733</w:t>
             </w:r>
           </w:p>
         </w:tc>
@@ -2190,7 +2190,7 @@
           </w:tcPr>
           <w:p>
             <w:r>
-              <w:t>3,014</w:t>
+              <w:t>2,910</w:t>
             </w:r>
           </w:p>
         </w:tc>
@@ -2200,7 +2200,7 @@
           </w:tcPr>
           <w:p>
             <w:r>
-              <w:t>4,192</w:t>
+              <w:t>4,215</w:t>
             </w:r>
           </w:p>
         </w:tc>
@@ -2210,7 +2210,7 @@
           </w:tcPr>
           <w:p>
             <w:r>
-              <w:t>8.8</w:t>
+              <w:t>8.7</w:t>
             </w:r>
           </w:p>
         </w:tc>
@@ -2242,7 +2242,7 @@
           </w:tcPr>
           <w:p>
             <w:r>
-              <w:t>0,153</w:t>
+              <w:t>0,174</w:t>
             </w:r>
           </w:p>
         </w:tc>
@@ -2252,7 +2252,7 @@
           </w:tcPr>
           <w:p>
             <w:r>
-              <w:t>2,026</w:t>
+              <w:t>1,999</w:t>
             </w:r>
           </w:p>
         </w:tc>
@@ -2262,7 +2262,7 @@
           </w:tcPr>
           <w:p>
             <w:r>
-              <w:t>3,933</w:t>
+              <w:t>4,003</w:t>
             </w:r>
           </w:p>
         </w:tc>
@@ -2314,7 +2314,7 @@
           </w:tcPr>
           <w:p>
             <w:r>
-              <w:t>1,664</w:t>
+              <w:t>1,655</w:t>
             </w:r>
           </w:p>
         </w:tc>
@@ -2324,7 +2324,7 @@
           </w:tcPr>
           <w:p>
             <w:r>
-              <w:t>4,005</w:t>
+              <w:t>3,971</w:t>
             </w:r>
           </w:p>
         </w:tc>
@@ -2366,7 +2366,7 @@
           </w:tcPr>
           <w:p>
             <w:r>
-              <w:t>0,075</w:t>
+              <w:t>0,073</w:t>
             </w:r>
           </w:p>
         </w:tc>
@@ -2376,7 +2376,7 @@
           </w:tcPr>
           <w:p>
             <w:r>
-              <w:t>1,256</w:t>
+              <w:t>1,220</w:t>
             </w:r>
           </w:p>
         </w:tc>
@@ -2386,7 +2386,7 @@
           </w:tcPr>
           <w:p>
             <w:r>
-              <w:t>3,144</w:t>
+              <w:t>3,150</w:t>
             </w:r>
           </w:p>
         </w:tc>
@@ -2423,7 +2423,7 @@
         <w:pStyle w:val="ListBullet"/>
       </w:pPr>
       <w:r>
-        <w:t>резкий спад на 1.76 МВт за 3 ч к 23:00</w:t>
+        <w:t>резкий спад на 1.69 МВт за 3 ч к 23:00</w:t>
       </w:r>
     </w:p>
     <w:p>
@@ -2560,7 +2560,7 @@
           </w:tcPr>
           <w:p>
             <w:r>
-              <w:t>0,616</w:t>
+              <w:t>0,684</w:t>
             </w:r>
           </w:p>
         </w:tc>
@@ -2570,7 +2570,7 @@
           </w:tcPr>
           <w:p>
             <w:r>
-              <w:t>2,753 → 3,369</w:t>
+              <w:t>2,745 → 3,429</w:t>
             </w:r>
           </w:p>
         </w:tc>

--- a/artifacts/bids/2026-02-28/zayavka_2026-02-28.docx
+++ b/artifacts/bids/2026-02-28/zayavka_2026-02-28.docx
@@ -254,7 +254,7 @@
               <w:jc w:val="right"/>
             </w:pPr>
             <w:r>
-              <w:t>2,864</w:t>
+              <w:t>2,853</w:t>
             </w:r>
           </w:p>
         </w:tc>
@@ -277,7 +277,7 @@
               <w:jc w:val="right"/>
             </w:pPr>
             <w:r>
-              <w:t>4,122</w:t>
+              <w:t>4,167</w:t>
             </w:r>
           </w:p>
         </w:tc>
@@ -302,7 +302,7 @@
               <w:jc w:val="right"/>
             </w:pPr>
             <w:r>
-              <w:t>2,745</w:t>
+              <w:t>2,771</w:t>
             </w:r>
           </w:p>
         </w:tc>
@@ -325,7 +325,7 @@
               <w:jc w:val="right"/>
             </w:pPr>
             <w:r>
-              <w:t>4,016</w:t>
+              <w:t>4,032</w:t>
             </w:r>
           </w:p>
         </w:tc>
@@ -350,7 +350,7 @@
               <w:jc w:val="right"/>
             </w:pPr>
             <w:r>
-              <w:t>2,969</w:t>
+              <w:t>2,974</w:t>
             </w:r>
           </w:p>
         </w:tc>
@@ -373,7 +373,7 @@
               <w:jc w:val="right"/>
             </w:pPr>
             <w:r>
-              <w:t>3,883</w:t>
+              <w:t>3,913</w:t>
             </w:r>
           </w:p>
         </w:tc>
@@ -398,7 +398,7 @@
               <w:jc w:val="right"/>
             </w:pPr>
             <w:r>
-              <w:t>3,271</w:t>
+              <w:t>3,257</w:t>
             </w:r>
           </w:p>
         </w:tc>
@@ -421,7 +421,7 @@
               <w:jc w:val="right"/>
             </w:pPr>
             <w:r>
-              <w:t>3,725</w:t>
+              <w:t>3,777</w:t>
             </w:r>
           </w:p>
         </w:tc>
@@ -446,7 +446,7 @@
               <w:jc w:val="right"/>
             </w:pPr>
             <w:r>
-              <w:t>3,605</w:t>
+              <w:t>3,639</w:t>
             </w:r>
           </w:p>
         </w:tc>
@@ -469,7 +469,7 @@
               <w:jc w:val="right"/>
             </w:pPr>
             <w:r>
-              <w:t>3,376</w:t>
+              <w:t>3,404</w:t>
             </w:r>
           </w:p>
         </w:tc>
@@ -494,7 +494,7 @@
               <w:jc w:val="right"/>
             </w:pPr>
             <w:r>
-              <w:t>4,007</w:t>
+              <w:t>4,013</w:t>
             </w:r>
           </w:p>
         </w:tc>
@@ -517,7 +517,7 @@
               <w:jc w:val="right"/>
             </w:pPr>
             <w:r>
-              <w:t>3,074</w:t>
+              <w:t>3,109</w:t>
             </w:r>
           </w:p>
         </w:tc>
@@ -542,7 +542,7 @@
               <w:jc w:val="right"/>
             </w:pPr>
             <w:r>
-              <w:t>4,134</w:t>
+              <w:t>4,142</w:t>
             </w:r>
           </w:p>
         </w:tc>
@@ -565,7 +565,7 @@
               <w:jc w:val="right"/>
             </w:pPr>
             <w:r>
-              <w:t>2,610</w:t>
+              <w:t>2,654</w:t>
             </w:r>
           </w:p>
         </w:tc>
@@ -613,7 +613,7 @@
               <w:jc w:val="right"/>
             </w:pPr>
             <w:r>
-              <w:t>2,940</w:t>
+              <w:t>2,899</w:t>
             </w:r>
           </w:p>
         </w:tc>
@@ -638,7 +638,7 @@
               <w:jc w:val="right"/>
             </w:pPr>
             <w:r>
-              <w:t>3,800</w:t>
+              <w:t>3,790</w:t>
             </w:r>
           </w:p>
         </w:tc>
@@ -661,7 +661,7 @@
               <w:jc w:val="right"/>
             </w:pPr>
             <w:r>
-              <w:t>2,910</w:t>
+              <w:t>2,970</w:t>
             </w:r>
           </w:p>
         </w:tc>
@@ -686,7 +686,7 @@
               <w:jc w:val="right"/>
             </w:pPr>
             <w:r>
-              <w:t>3,870</w:t>
+              <w:t>3,821</w:t>
             </w:r>
           </w:p>
         </w:tc>
@@ -709,7 +709,7 @@
               <w:jc w:val="right"/>
             </w:pPr>
             <w:r>
-              <w:t>1,999</w:t>
+              <w:t>2,009</w:t>
             </w:r>
           </w:p>
         </w:tc>
@@ -734,7 +734,7 @@
               <w:jc w:val="right"/>
             </w:pPr>
             <w:r>
-              <w:t>3,975</w:t>
+              <w:t>3,973</w:t>
             </w:r>
           </w:p>
         </w:tc>
@@ -757,7 +757,7 @@
               <w:jc w:val="right"/>
             </w:pPr>
             <w:r>
-              <w:t>1,655</w:t>
+              <w:t>1,716</w:t>
             </w:r>
           </w:p>
         </w:tc>
@@ -782,7 +782,7 @@
               <w:jc w:val="right"/>
             </w:pPr>
             <w:r>
-              <w:t>4,013</w:t>
+              <w:t>4,051</w:t>
             </w:r>
           </w:p>
         </w:tc>
@@ -805,7 +805,7 @@
               <w:jc w:val="right"/>
             </w:pPr>
             <w:r>
-              <w:t>1,220</w:t>
+              <w:t>1,214</w:t>
             </w:r>
           </w:p>
         </w:tc>
@@ -821,7 +821,7 @@
         <w:rPr>
           <w:b/>
         </w:rPr>
-        <w:t>Итого за сутки: 78,823 МВт·ч.</w:t>
+        <w:t>Итого за сутки: 79,188 МВт·ч.</w:t>
       </w:r>
     </w:p>
     <w:p>
@@ -834,7 +834,7 @@
     </w:p>
     <w:p>
       <w:r>
-        <w:t>Прогноз 0374e31e387d, сформирован 27.02.2026 05:00 (Астана); модель windcast-0.1.0-cascade+direct; погода: Open-Meteo Previous Runs: ECMWF IFS, ECMWF AIFS, ICON, GFS, UKMO, GEM, CMA, выпуск 2026-02-26 18:00:00 UTC.</w:t>
+        <w:t>Прогноз a49c73ea7a2b, сформирован 27.02.2026 05:00 (Астана); модель windcast-0.1.0-cascade+cqr; погода: Open-Meteo Previous Runs: ECMWF IFS, ECMWF AIFS, ICON, GFS, UKMO, GEM, CMA, выпуск 2026-02-26 18:00:00 UTC.</w:t>
       </w:r>
     </w:p>
     <w:tbl>
@@ -940,7 +940,7 @@
           </w:tcPr>
           <w:p>
             <w:r>
-              <w:t>0,897</w:t>
+              <w:t>0,732</w:t>
             </w:r>
           </w:p>
         </w:tc>
@@ -950,7 +950,7 @@
           </w:tcPr>
           <w:p>
             <w:r>
-              <w:t>2,864</w:t>
+              <w:t>2,853</w:t>
             </w:r>
           </w:p>
         </w:tc>
@@ -960,7 +960,7 @@
           </w:tcPr>
           <w:p>
             <w:r>
-              <w:t>4,742</w:t>
+              <w:t>4,781</w:t>
             </w:r>
           </w:p>
         </w:tc>
@@ -1002,7 +1002,7 @@
           </w:tcPr>
           <w:p>
             <w:r>
-              <w:t>0,891</w:t>
+              <w:t>0,714</w:t>
             </w:r>
           </w:p>
         </w:tc>
@@ -1012,7 +1012,7 @@
           </w:tcPr>
           <w:p>
             <w:r>
-              <w:t>2,745</w:t>
+              <w:t>2,771</w:t>
             </w:r>
           </w:p>
         </w:tc>
@@ -1022,7 +1022,7 @@
           </w:tcPr>
           <w:p>
             <w:r>
-              <w:t>4,827</w:t>
+              <w:t>4,886</w:t>
             </w:r>
           </w:p>
         </w:tc>
@@ -1064,7 +1064,7 @@
           </w:tcPr>
           <w:p>
             <w:r>
-              <w:t>1,193</w:t>
+              <w:t>1,034</w:t>
             </w:r>
           </w:p>
         </w:tc>
@@ -1074,7 +1074,7 @@
           </w:tcPr>
           <w:p>
             <w:r>
-              <w:t>2,969</w:t>
+              <w:t>2,974</w:t>
             </w:r>
           </w:p>
         </w:tc>
@@ -1084,7 +1084,7 @@
           </w:tcPr>
           <w:p>
             <w:r>
-              <w:t>4,812</w:t>
+              <w:t>4,862</w:t>
             </w:r>
           </w:p>
         </w:tc>
@@ -1126,7 +1126,7 @@
           </w:tcPr>
           <w:p>
             <w:r>
-              <w:t>1,628</w:t>
+              <w:t>1,556</w:t>
             </w:r>
           </w:p>
         </w:tc>
@@ -1136,7 +1136,7 @@
           </w:tcPr>
           <w:p>
             <w:r>
-              <w:t>3,271</w:t>
+              <w:t>3,257</w:t>
             </w:r>
           </w:p>
         </w:tc>
@@ -1146,7 +1146,7 @@
           </w:tcPr>
           <w:p>
             <w:r>
-              <w:t>4,859</w:t>
+              <w:t>4,883</w:t>
             </w:r>
           </w:p>
         </w:tc>
@@ -1188,7 +1188,7 @@
           </w:tcPr>
           <w:p>
             <w:r>
-              <w:t>2,159</w:t>
+              <w:t>2,091</w:t>
             </w:r>
           </w:p>
         </w:tc>
@@ -1198,7 +1198,7 @@
           </w:tcPr>
           <w:p>
             <w:r>
-              <w:t>3,605</w:t>
+              <w:t>3,639</w:t>
             </w:r>
           </w:p>
         </w:tc>
@@ -1208,7 +1208,7 @@
           </w:tcPr>
           <w:p>
             <w:r>
-              <w:t>4,838</w:t>
+              <w:t>4,840</w:t>
             </w:r>
           </w:p>
         </w:tc>
@@ -1250,7 +1250,7 @@
           </w:tcPr>
           <w:p>
             <w:r>
-              <w:t>2,772</w:t>
+              <w:t>2,725</w:t>
             </w:r>
           </w:p>
         </w:tc>
@@ -1260,7 +1260,7 @@
           </w:tcPr>
           <w:p>
             <w:r>
-              <w:t>4,007</w:t>
+              <w:t>4,013</w:t>
             </w:r>
           </w:p>
         </w:tc>
@@ -1270,7 +1270,7 @@
           </w:tcPr>
           <w:p>
             <w:r>
-              <w:t>4,852</w:t>
+              <w:t>4,832</w:t>
             </w:r>
           </w:p>
         </w:tc>
@@ -1312,7 +1312,7 @@
           </w:tcPr>
           <w:p>
             <w:r>
-              <w:t>3,021</w:t>
+              <w:t>2,955</w:t>
             </w:r>
           </w:p>
         </w:tc>
@@ -1322,7 +1322,7 @@
           </w:tcPr>
           <w:p>
             <w:r>
-              <w:t>4,134</w:t>
+              <w:t>4,142</w:t>
             </w:r>
           </w:p>
         </w:tc>
@@ -1332,7 +1332,7 @@
           </w:tcPr>
           <w:p>
             <w:r>
-              <w:t>4,853</w:t>
+              <w:t>4,835</w:t>
             </w:r>
           </w:p>
         </w:tc>
@@ -1374,7 +1374,7 @@
           </w:tcPr>
           <w:p>
             <w:r>
-              <w:t>2,950</w:t>
+              <w:t>2,929</w:t>
             </w:r>
           </w:p>
         </w:tc>
@@ -1394,7 +1394,7 @@
           </w:tcPr>
           <w:p>
             <w:r>
-              <w:t>4,834</w:t>
+              <w:t>4,816</w:t>
             </w:r>
           </w:p>
         </w:tc>
@@ -1436,7 +1436,7 @@
           </w:tcPr>
           <w:p>
             <w:r>
-              <w:t>2,656</w:t>
+              <w:t>2,660</w:t>
             </w:r>
           </w:p>
         </w:tc>
@@ -1446,7 +1446,7 @@
           </w:tcPr>
           <w:p>
             <w:r>
-              <w:t>3,800</w:t>
+              <w:t>3,790</w:t>
             </w:r>
           </w:p>
         </w:tc>
@@ -1456,7 +1456,7 @@
           </w:tcPr>
           <w:p>
             <w:r>
-              <w:t>4,845</w:t>
+              <w:t>4,826</w:t>
             </w:r>
           </w:p>
         </w:tc>
@@ -1498,7 +1498,7 @@
           </w:tcPr>
           <w:p>
             <w:r>
-              <w:t>2,625</w:t>
+              <w:t>2,656</w:t>
             </w:r>
           </w:p>
         </w:tc>
@@ -1508,7 +1508,7 @@
           </w:tcPr>
           <w:p>
             <w:r>
-              <w:t>3,870</w:t>
+              <w:t>3,821</w:t>
             </w:r>
           </w:p>
         </w:tc>
@@ -1518,7 +1518,7 @@
           </w:tcPr>
           <w:p>
             <w:r>
-              <w:t>4,805</w:t>
+              <w:t>4,786</w:t>
             </w:r>
           </w:p>
         </w:tc>
@@ -1560,7 +1560,7 @@
           </w:tcPr>
           <w:p>
             <w:r>
-              <w:t>2,697</w:t>
+              <w:t>2,652</w:t>
             </w:r>
           </w:p>
         </w:tc>
@@ -1570,7 +1570,7 @@
           </w:tcPr>
           <w:p>
             <w:r>
-              <w:t>3,975</w:t>
+              <w:t>3,973</w:t>
             </w:r>
           </w:p>
         </w:tc>
@@ -1580,7 +1580,7 @@
           </w:tcPr>
           <w:p>
             <w:r>
-              <w:t>4,838</w:t>
+              <w:t>4,822</w:t>
             </w:r>
           </w:p>
         </w:tc>
@@ -1622,7 +1622,7 @@
           </w:tcPr>
           <w:p>
             <w:r>
-              <w:t>2,614</w:t>
+              <w:t>2,691</w:t>
             </w:r>
           </w:p>
         </w:tc>
@@ -1632,7 +1632,7 @@
           </w:tcPr>
           <w:p>
             <w:r>
-              <w:t>4,013</w:t>
+              <w:t>4,051</w:t>
             </w:r>
           </w:p>
         </w:tc>
@@ -1642,7 +1642,7 @@
           </w:tcPr>
           <w:p>
             <w:r>
-              <w:t>4,876</w:t>
+              <w:t>4,865</w:t>
             </w:r>
           </w:p>
         </w:tc>
@@ -1684,7 +1684,7 @@
           </w:tcPr>
           <w:p>
             <w:r>
-              <w:t>2,700</w:t>
+              <w:t>2,702</w:t>
             </w:r>
           </w:p>
         </w:tc>
@@ -1694,7 +1694,7 @@
           </w:tcPr>
           <w:p>
             <w:r>
-              <w:t>4,122</w:t>
+              <w:t>4,167</w:t>
             </w:r>
           </w:p>
         </w:tc>
@@ -1704,7 +1704,7 @@
           </w:tcPr>
           <w:p>
             <w:r>
-              <w:t>4,891</w:t>
+              <w:t>4,885</w:t>
             </w:r>
           </w:p>
         </w:tc>
@@ -1746,7 +1746,7 @@
           </w:tcPr>
           <w:p>
             <w:r>
-              <w:t>2,711</w:t>
+              <w:t>2,736</w:t>
             </w:r>
           </w:p>
         </w:tc>
@@ -1756,7 +1756,7 @@
           </w:tcPr>
           <w:p>
             <w:r>
-              <w:t>4,016</w:t>
+              <w:t>4,032</w:t>
             </w:r>
           </w:p>
         </w:tc>
@@ -1766,7 +1766,7 @@
           </w:tcPr>
           <w:p>
             <w:r>
-              <w:t>4,894</w:t>
+              <w:t>4,887</w:t>
             </w:r>
           </w:p>
         </w:tc>
@@ -1808,7 +1808,7 @@
           </w:tcPr>
           <w:p>
             <w:r>
-              <w:t>2,576</w:t>
+              <w:t>2,627</w:t>
             </w:r>
           </w:p>
         </w:tc>
@@ -1818,7 +1818,7 @@
           </w:tcPr>
           <w:p>
             <w:r>
-              <w:t>3,883</w:t>
+              <w:t>3,913</w:t>
             </w:r>
           </w:p>
         </w:tc>
@@ -1828,7 +1828,7 @@
           </w:tcPr>
           <w:p>
             <w:r>
-              <w:t>4,875</w:t>
+              <w:t>4,861</w:t>
             </w:r>
           </w:p>
         </w:tc>
@@ -1870,7 +1870,7 @@
           </w:tcPr>
           <w:p>
             <w:r>
-              <w:t>2,291</w:t>
+              <w:t>2,284</w:t>
             </w:r>
           </w:p>
         </w:tc>
@@ -1880,7 +1880,7 @@
           </w:tcPr>
           <w:p>
             <w:r>
-              <w:t>3,725</w:t>
+              <w:t>3,777</w:t>
             </w:r>
           </w:p>
         </w:tc>
@@ -1890,7 +1890,7 @@
           </w:tcPr>
           <w:p>
             <w:r>
-              <w:t>4,833</w:t>
+              <w:t>4,840</w:t>
             </w:r>
           </w:p>
         </w:tc>
@@ -1932,7 +1932,7 @@
           </w:tcPr>
           <w:p>
             <w:r>
-              <w:t>1,677</w:t>
+              <w:t>1,653</w:t>
             </w:r>
           </w:p>
         </w:tc>
@@ -1942,7 +1942,7 @@
           </w:tcPr>
           <w:p>
             <w:r>
-              <w:t>3,376</w:t>
+              <w:t>3,404</w:t>
             </w:r>
           </w:p>
         </w:tc>
@@ -1952,7 +1952,7 @@
           </w:tcPr>
           <w:p>
             <w:r>
-              <w:t>4,800</w:t>
+              <w:t>4,822</w:t>
             </w:r>
           </w:p>
         </w:tc>
@@ -1994,7 +1994,7 @@
           </w:tcPr>
           <w:p>
             <w:r>
-              <w:t>1,360</w:t>
+              <w:t>1,285</w:t>
             </w:r>
           </w:p>
         </w:tc>
@@ -2004,7 +2004,7 @@
           </w:tcPr>
           <w:p>
             <w:r>
-              <w:t>3,074</w:t>
+              <w:t>3,109</w:t>
             </w:r>
           </w:p>
         </w:tc>
@@ -2014,7 +2014,7 @@
           </w:tcPr>
           <w:p>
             <w:r>
-              <w:t>4,787</w:t>
+              <w:t>4,836</w:t>
             </w:r>
           </w:p>
         </w:tc>
@@ -2056,7 +2056,7 @@
           </w:tcPr>
           <w:p>
             <w:r>
-              <w:t>0,974</w:t>
+              <w:t>0,892</w:t>
             </w:r>
           </w:p>
         </w:tc>
@@ -2066,7 +2066,7 @@
           </w:tcPr>
           <w:p>
             <w:r>
-              <w:t>2,610</w:t>
+              <w:t>2,654</w:t>
             </w:r>
           </w:p>
         </w:tc>
@@ -2076,7 +2076,7 @@
           </w:tcPr>
           <w:p>
             <w:r>
-              <w:t>4,595</w:t>
+              <w:t>4,585</w:t>
             </w:r>
           </w:p>
         </w:tc>
@@ -2118,7 +2118,7 @@
           </w:tcPr>
           <w:p>
             <w:r>
-              <w:t>1,142</w:t>
+              <w:t>1,179</w:t>
             </w:r>
           </w:p>
         </w:tc>
@@ -2128,7 +2128,7 @@
           </w:tcPr>
           <w:p>
             <w:r>
-              <w:t>2,940</w:t>
+              <w:t>2,899</w:t>
             </w:r>
           </w:p>
         </w:tc>
@@ -2138,7 +2138,7 @@
           </w:tcPr>
           <w:p>
             <w:r>
-              <w:t>4,455</w:t>
+              <w:t>4,394</w:t>
             </w:r>
           </w:p>
         </w:tc>
@@ -2180,7 +2180,7 @@
           </w:tcPr>
           <w:p>
             <w:r>
-              <w:t>0,733</w:t>
+              <w:t>0,674</w:t>
             </w:r>
           </w:p>
         </w:tc>
@@ -2190,7 +2190,7 @@
           </w:tcPr>
           <w:p>
             <w:r>
-              <w:t>2,910</w:t>
+              <w:t>2,970</w:t>
             </w:r>
           </w:p>
         </w:tc>
@@ -2200,7 +2200,7 @@
           </w:tcPr>
           <w:p>
             <w:r>
-              <w:t>4,215</w:t>
+              <w:t>4,213</w:t>
             </w:r>
           </w:p>
         </w:tc>
@@ -2242,7 +2242,7 @@
           </w:tcPr>
           <w:p>
             <w:r>
-              <w:t>0,174</w:t>
+              <w:t>0,025</w:t>
             </w:r>
           </w:p>
         </w:tc>
@@ -2252,7 +2252,7 @@
           </w:tcPr>
           <w:p>
             <w:r>
-              <w:t>1,999</w:t>
+              <w:t>2,009</w:t>
             </w:r>
           </w:p>
         </w:tc>
@@ -2262,7 +2262,7 @@
           </w:tcPr>
           <w:p>
             <w:r>
-              <w:t>4,003</w:t>
+              <w:t>3,982</w:t>
             </w:r>
           </w:p>
         </w:tc>
@@ -2304,7 +2304,7 @@
           </w:tcPr>
           <w:p>
             <w:r>
-              <w:t>0,117</w:t>
+              <w:t>0,048</w:t>
             </w:r>
           </w:p>
         </w:tc>
@@ -2314,7 +2314,7 @@
           </w:tcPr>
           <w:p>
             <w:r>
-              <w:t>1,655</w:t>
+              <w:t>1,716</w:t>
             </w:r>
           </w:p>
         </w:tc>
@@ -2324,7 +2324,7 @@
           </w:tcPr>
           <w:p>
             <w:r>
-              <w:t>3,971</w:t>
+              <w:t>4,019</w:t>
             </w:r>
           </w:p>
         </w:tc>
@@ -2366,7 +2366,7 @@
           </w:tcPr>
           <w:p>
             <w:r>
-              <w:t>0,073</w:t>
+              <w:t>0,039</w:t>
             </w:r>
           </w:p>
         </w:tc>
@@ -2376,7 +2376,7 @@
           </w:tcPr>
           <w:p>
             <w:r>
-              <w:t>1,220</w:t>
+              <w:t>1,214</w:t>
             </w:r>
           </w:p>
         </w:tc>
@@ -2386,7 +2386,7 @@
           </w:tcPr>
           <w:p>
             <w:r>
-              <w:t>3,150</w:t>
+              <w:t>3,157</w:t>
             </w:r>
           </w:p>
         </w:tc>
@@ -2423,7 +2423,7 @@
         <w:pStyle w:val="ListBullet"/>
       </w:pPr>
       <w:r>
-        <w:t>резкий спад на 1.69 МВт за 3 ч к 23:00</w:t>
+        <w:t>резкий спад на 1.75 МВт за 3 ч к 23:00</w:t>
       </w:r>
     </w:p>
     <w:p>
@@ -2431,7 +2431,7 @@
         <w:pStyle w:val="ListBullet"/>
       </w:pPr>
       <w:r>
-        <w:t>низкая уверенность в 16 ч (коридор P10–P90 шире 45% установленной мощности)</w:t>
+        <w:t>низкая уверенность в 14 ч (коридор P10–P90 шире 45% установленной мощности)</w:t>
       </w:r>
     </w:p>
     <w:p>
@@ -2560,7 +2560,7 @@
           </w:tcPr>
           <w:p>
             <w:r>
-              <w:t>0,684</w:t>
+              <w:t>0,727</w:t>
             </w:r>
           </w:p>
         </w:tc>
@@ -2570,7 +2570,7 @@
           </w:tcPr>
           <w:p>
             <w:r>
-              <w:t>2,745 → 3,429</w:t>
+              <w:t>2,771 → 3,498</w:t>
             </w:r>
           </w:p>
         </w:tc>
